--- a/cf/jm/u/files/u032.docx
+++ b/cf/jm/u/files/u032.docx
@@ -20,7 +20,7 @@
     </w:p>
     <w:p>
       <w:r>
-        <w:t>請針對每個題目，把答案填在「回答：」後面（越具體越好）；填好後請放回您的部門資料夾即可，不需回信。</w:t>
+        <w:t>這份問卷是想更了解您的實際作業，好把您的 AI 助理做得更貼近需求。第一部分請把答案填在「回答：」後面（越具體越好）；第二部分只是先讓您了解，之後用的時候再一起調整，不用現在填。填好後放回您的部門資料夾即可，不需回信。</w:t>
       </w:r>
     </w:p>
     <w:p>
@@ -32,8 +32,16 @@
       </w:r>
     </w:p>
     <w:p>
+      <w:pPr>
+        <w:pStyle w:val="Heading2"/>
+      </w:pPr>
       <w:r>
-        <w:t>1. 客戶週/月計劃與生管排程的欄位格式固定嗎？兩者以料號還是訂單號對應？</w:t>
+        <w:t>一、請您提供或確認的事情</w:t>
+      </w:r>
+    </w:p>
+    <w:p>
+      <w:r>
+        <w:t>1. 你想請 AI 幫你做哪一件事？（把客戶的週／月計劃跟廠內生管排程對一對，整理出下一批可以出貨的品項，並生出出貨單草稿）</w:t>
       </w:r>
     </w:p>
     <w:p>
@@ -43,7 +51,7 @@
     </w:p>
     <w:p>
       <w:r>
-        <w:t>2. 每週出貨車趟是固定星期幾、幾趟？有無臨時加趟規則？</w:t>
+        <w:t>2. 資料從哪裡來？（客戶的週／月計劃、生管的排程，通常放在 P 槽、可以匯出成 Excel 或直接貼上內容）</w:t>
       </w:r>
     </w:p>
     <w:p>
@@ -53,7 +61,7 @@
     </w:p>
     <w:p>
       <w:r>
-        <w:t>3. 『可出貨』的硬條件為何？未檢驗、缺CoC、批號未定是否一律不可出？</w:t>
+        <w:t>3. 你希望它最後生出什麼？（一張『隔週可出貨清單』，加上短缺／延遲／缺件的差異與待補清單）</w:t>
       </w:r>
     </w:p>
     <w:p>
@@ -63,7 +71,7 @@
     </w:p>
     <w:p>
       <w:r>
-        <w:t>4. 出貨單的正式欄位與格式範本為何？</w:t>
+        <w:t>4. 它要拿什麼當比對的底稿？（料號對照表、出貨單範本、包裝與批量規則、每週出貨的車趟頻率）</w:t>
       </w:r>
     </w:p>
     <w:p>
@@ -73,7 +81,7 @@
     </w:p>
     <w:p>
       <w:r>
-        <w:t>5. 計劃與排程目前能否穩定匯出Excel/CSV？由誰維護、多久更新？</w:t>
+        <w:t>5. 有沒有一定要守住的規矩？（沒完工、沒檢驗報告的品項絕對不能排進可出貨清單；數量、日期、批號要照實抄，不能自己補）</w:t>
       </w:r>
     </w:p>
     <w:p>
@@ -83,12 +91,45 @@
     </w:p>
     <w:p>
       <w:r>
-        <w:t>6. 短缺、延遲、超量三種差異，各自要如何標示與後續處理？</w:t>
+        <w:t>6. 先講清楚：它只出出貨單草稿，不會幫你正式開單，最後要你確認</w:t>
       </w:r>
     </w:p>
     <w:p>
       <w:r>
         <w:t>回答：</w:t>
+      </w:r>
+    </w:p>
+    <w:p>
+      <w:pPr>
+        <w:pStyle w:val="Heading2"/>
+      </w:pPr>
+      <w:r>
+        <w:t>二、要用了之後、跟 AI 一起調整的事情（先了解即可，不用現在填）</w:t>
+      </w:r>
+    </w:p>
+    <w:p>
+      <w:r>
+        <w:t>• 拿 2~3 組真的客戶計劃跟生管排程給它跑，重點看它有沒有正確把『短缺、延遲、缺檢驗報告』的品項抓出來、排除掉不能出的</w:t>
+      </w:r>
+    </w:p>
+    <w:p>
+      <w:r>
+        <w:t>• 故意讓某筆完工日晚於出貨車趟日，看它會不會自動排到下一趟，而不是硬塞進這一趟</w:t>
+      </w:r>
+    </w:p>
+    <w:p>
+      <w:r>
+        <w:t>• 如果它把不該出的品項放進清單，馬上回饋這個例子，並確認出貨規則、車趟頻率有沒有放進知識庫</w:t>
+      </w:r>
+    </w:p>
+    <w:p>
+      <w:r>
+        <w:t>• 每次出貨規則有變（例如改車趟、改包裝批量），記得同步更新知識庫，它才會跟著改</w:t>
+      </w:r>
+    </w:p>
+    <w:p>
+      <w:r>
+        <w:t>• 用一陣子後看它最常判錯的情況，把典型案例補成範例，讓它越用越準</w:t>
       </w:r>
     </w:p>
     <w:p/>
@@ -101,8 +142,16 @@
       </w:r>
     </w:p>
     <w:p>
+      <w:pPr>
+        <w:pStyle w:val="Heading2"/>
+      </w:pPr>
       <w:r>
-        <w:t>1. SAP匯出的『已出貨未請款明細』固定欄位有哪些？金額欄是SAP帶出還是需自行計算？</w:t>
+        <w:t>一、請您提供或確認的事情</w:t>
+      </w:r>
+    </w:p>
+    <w:p>
+      <w:r>
+        <w:t>1. 你想請 AI 幫你做哪一件事？（把 SAP 匯出的『已出貨未請款明細』整理成請款明細，並生一封請客戶核對的 email 草稿）</w:t>
       </w:r>
     </w:p>
     <w:p>
@@ -112,7 +161,7 @@
     </w:p>
     <w:p>
       <w:r>
-        <w:t>2. 金額勾稽規則：一律驗算數量×單價=金額嗎？多筆出貨如何彙總小計/總計？</w:t>
+        <w:t>2. 資料從哪裡來？（SAP 匯出的 Excel 明細，目前放個人 P 槽，之後 email 給客戶核對）</w:t>
       </w:r>
     </w:p>
     <w:p>
@@ -122,7 +171,7 @@
     </w:p>
     <w:p>
       <w:r>
-        <w:t>3. 含稅/未稅、稅額、外幣換算要不要一併呈現？匯率從哪裡取得？</w:t>
+        <w:t>3. 你希望它最後生出什麼？（一張『請款明細草稿表』、一份異常與待補清單、一封寄給客戶的核對 email 草稿）</w:t>
       </w:r>
     </w:p>
     <w:p>
@@ -132,7 +181,7 @@
     </w:p>
     <w:p>
       <w:r>
-        <w:t>4. 寄客戶核對的Email範本與各客戶對應窗口清單能否提供？</w:t>
+        <w:t>4. 它要幫你算什麼、對什麼？（幫你算數量×單價＝金額、加總小計與總計，並把金額對不上、單號重複、缺出貨日的地方挑出來）</w:t>
       </w:r>
     </w:p>
     <w:p>
@@ -142,7 +191,7 @@
     </w:p>
     <w:p>
       <w:r>
-        <w:t>5. 回覆期限的慣例為何（如7個工作天）？逾期如何處理？</w:t>
+        <w:t>5. 有沒有一定要對的地方？（金額計算和加總要 100% 正確，缺欄位或對不上的一律標出來，不能自己補值）</w:t>
       </w:r>
     </w:p>
     <w:p>
@@ -152,12 +201,45 @@
     </w:p>
     <w:p>
       <w:r>
-        <w:t>6. 出貨單一式二聯附簽收是否也要一併整理，或僅產請款明細？</w:t>
+        <w:t>6. 先講清楚：它只出草稿，不會幫你真的送出請款，email 也要你確認後才發</w:t>
       </w:r>
     </w:p>
     <w:p>
       <w:r>
         <w:t>回答：</w:t>
+      </w:r>
+    </w:p>
+    <w:p>
+      <w:pPr>
+        <w:pStyle w:val="Heading2"/>
+      </w:pPr>
+      <w:r>
+        <w:t>二、要用了之後、跟 AI 一起調整的事情（先了解即可，不用現在填）</w:t>
+      </w:r>
+    </w:p>
+    <w:p>
+      <w:r>
+        <w:t>• 拿一份 5~10 筆的真實 SAP 明細丟給它，逐筆核對金額、小計、總計算得對不對</w:t>
+      </w:r>
+    </w:p>
+    <w:p>
+      <w:r>
+        <w:t>• 故意放一筆單價缺漏或金額兜不攏的，看它會不會標『異常／待補』，而不是自己填一個數字</w:t>
+      </w:r>
+    </w:p>
+    <w:p>
+      <w:r>
+        <w:t>• 檢查它生的 email 草稿，有沒有出現你沒確認過的客戶名稱或金額；有的話就在提示詞裡加強『只用明細裡有的資料』</w:t>
+      </w:r>
+    </w:p>
+    <w:p>
+      <w:r>
+        <w:t>• 如果 email 語氣、稱謂不對，把你們慣用的 email 範本補進知識庫，它就會照你們的口吻寫</w:t>
+      </w:r>
+    </w:p>
+    <w:p>
+      <w:r>
+        <w:t>• 用熟之後，把每次要手動修的地方回饋給它，慢慢調到你幾乎只要覆核就好</w:t>
       </w:r>
     </w:p>
     <w:p/>
@@ -170,8 +252,16 @@
       </w:r>
     </w:p>
     <w:p>
+      <w:pPr>
+        <w:pStyle w:val="Heading2"/>
+      </w:pPr>
       <w:r>
-        <w:t>1. 客戶PDF訂單／合約的來源固定嗎？是原生電子檔還是掃描件（影響OCR與辨識率）？</w:t>
+        <w:t>一、請您提供或確認的事情</w:t>
+      </w:r>
+    </w:p>
+    <w:p>
+      <w:r>
+        <w:t>1. 你想請 AI 幫你做哪一件事？（把客戶寄來的訂單、合約 PDF，整理成 SAP 建檔要用的欄位，並先幫你比對、挑出要人工確認的地方）</w:t>
       </w:r>
     </w:p>
     <w:p>
@@ -181,7 +271,7 @@
     </w:p>
     <w:p>
       <w:r>
-        <w:t>2. SAP建檔需要哪些必填欄位？請提供一份完整的銷售訂單建檔欄位對照。</w:t>
+        <w:t>2. 資料從哪裡來、長什麼樣子？（客戶用 email 寄來的訂單／合約 PDF，目前印成紙本呈核後歸檔）</w:t>
       </w:r>
     </w:p>
     <w:p>
@@ -191,7 +281,7 @@
     </w:p>
     <w:p>
       <w:r>
-        <w:t>3. 料號對照表與客戶主檔目前能否定期匯出Excel/CSV？多久更新一次？</w:t>
+        <w:t>3. 你希望它最後生出什麼？（一張『銷售訂單建檔草稿表』、新客戶的『開戶授信申請草稿表』，加上一份合約審查與待補清單）</w:t>
       </w:r>
     </w:p>
     <w:p>
@@ -201,7 +291,7 @@
     </w:p>
     <w:p>
       <w:r>
-        <w:t>4. 合約審查有無現成的檢核清單或作業辦法？哪些條款屬於必看的高風險項？</w:t>
+        <w:t>4. 它要拿什麼當比對的底稿？（公司的客戶主檔／授信額度表、料號對照表、合約審查重點清單、各種表單範本）</w:t>
       </w:r>
     </w:p>
     <w:p>
@@ -211,7 +301,7 @@
     </w:p>
     <w:p>
       <w:r>
-        <w:t>5. 新客戶開戶授信申請表的正式範本與必填欄位為何？授信額度由誰核定？</w:t>
+        <w:t>5. 有沒有絕對不能出錯的地方？（客戶名稱、料號、數量、單價、交期一個字都不能抄錯，查不到的一律標『待補』，不能自己猜）</w:t>
       </w:r>
     </w:p>
     <w:p>
@@ -221,12 +311,45 @@
     </w:p>
     <w:p>
       <w:r>
-        <w:t>6. 業務助理現在最花時間的環節是抄錄、比對，還是合約逐條審查？</w:t>
+        <w:t>6. 先講清楚它不做什麼：它只出草稿，不會直接寫進 SAP／PLM，也不會幫你簽核或放行</w:t>
       </w:r>
     </w:p>
     <w:p>
       <w:r>
         <w:t>回答：</w:t>
+      </w:r>
+    </w:p>
+    <w:p>
+      <w:pPr>
+        <w:pStyle w:val="Heading2"/>
+      </w:pPr>
+      <w:r>
+        <w:t>二、要用了之後、跟 AI 一起調整的事情（先了解即可，不用現在填）</w:t>
+      </w:r>
+    </w:p>
+    <w:p>
+      <w:r>
+        <w:t>• 第一次用，拿 3~5 份真的舊訂單／合約丟給它跑，逐欄對照 PDF，看它抄的料號、數量、單價、交期對不對；有錯就把錯的例子回饋，請它調整</w:t>
+      </w:r>
+    </w:p>
+    <w:p>
+      <w:r>
+        <w:t>• 故意丟一份料號查不到的訂單，看它會不會乖乖標『待補／查無此料號』，如果它自己編一個，就要在提示詞裡加強『查不到就標待補、不准猜』</w:t>
+      </w:r>
+    </w:p>
+    <w:p>
+      <w:r>
+        <w:t>• 如果它常漏抓某個欄位（例如幣別、付款條件），把你們最新的表單範本、料號對照表補進知識庫，讓它有底稿可對</w:t>
+      </w:r>
+    </w:p>
+    <w:p>
+      <w:r>
+        <w:t>• 掃描件太模糊、它讀不清楚時，先換一張清楚的檔，或反映給導入顧問評估要不要加 OCR（把圖片轉成文字的工具）</w:t>
+      </w:r>
+    </w:p>
+    <w:p>
+      <w:r>
+        <w:t>• 用順了之後，把每次要人工補的欄位記下來，回頭調整提示詞讓它一開始就提醒你補，越用越省事</w:t>
       </w:r>
     </w:p>
     <w:p/>
